--- a/12_Cases/Vivienda Espana/SOIH_12_Vivienda_Fuentes_v0.1.docx
+++ b/12_Cases/Vivienda Espana/SOIH_12_Vivienda_Fuentes_v0.1.docx
@@ -34,7 +34,7 @@
     <w:p>
       <w:pPr>
         <w:shd w:val="clear" w:color="auto" w:fill="EAF2F8"/>
-        <w:divId w:val="210463174"/>
+        <w:divId w:val="973217062"/>
         <w:rPr>
           <w:rFonts w:ascii="Calibri" w:eastAsia="Times New Roman" w:hAnsi="Calibri" w:cs="Calibri"/>
           <w:color w:val="1F2933"/>
@@ -515,7 +515,7 @@
     <w:p>
       <w:pPr>
         <w:shd w:val="clear" w:color="auto" w:fill="FEF5E7"/>
-        <w:divId w:val="590116041"/>
+        <w:divId w:val="476261757"/>
         <w:rPr>
           <w:rFonts w:ascii="Calibri" w:eastAsia="Times New Roman" w:hAnsi="Calibri" w:cs="Calibri"/>
           <w:color w:val="1F2933"/>
